--- a/logs/imagetest_docx/test_bang2_fast_hdr.docx
+++ b/logs/imagetest_docx/test_bang2_fast_hdr.docx
@@ -17,18 +17,18 @@
         </w:tblBorders>
       </w:tblPr>
       <w:tblGrid>
-        <w:gridCol w:w="4824"/>
-        <w:gridCol w:w="4824"/>
+        <w:gridCol w:w="7739"/>
+        <w:gridCol w:w="7739"/>
       </w:tblGrid>
       <w:tr>
         <w:tc>
           <w:tcPr>
-            <w:tcW w:type="dxa" w:w="4824"/>
+            <w:tcW w:type="dxa" w:w="7739"/>
           </w:tcPr>
           <w:p>
             <w:pPr>
               <w:spacing w:before="20" w:after="20"/>
-              <w:jc w:val="center"/>
+              <w:jc w:val="left"/>
             </w:pPr>
             <w:r>
               <w:rPr>
@@ -42,12 +42,12 @@
         </w:tc>
         <w:tc>
           <w:tcPr>
-            <w:tcW w:type="dxa" w:w="4824"/>
+            <w:tcW w:type="dxa" w:w="7739"/>
           </w:tcPr>
           <w:p>
             <w:pPr>
               <w:spacing w:before="20" w:after="20"/>
-              <w:jc w:val="center"/>
+              <w:jc w:val="right"/>
             </w:pPr>
             <w:r>
               <w:rPr>
@@ -61,7 +61,7 @@
           <w:p>
             <w:pPr>
               <w:spacing w:before="20" w:after="20"/>
-              <w:jc w:val="center"/>
+              <w:jc w:val="right"/>
             </w:pPr>
             <w:r>
               <w:rPr>
@@ -81,19 +81,6 @@
     </w:p>
     <w:p>
       <w:pPr>
-        <w:spacing w:before="40" w:after="60" w:line="276" w:lineRule="auto"/>
-        <w:jc w:val="left"/>
-      </w:pPr>
-      <w:r>
-        <w:rPr>
-          <w:rFonts w:ascii="Times New Roman" w:hAnsi="Times New Roman"/>
-          <w:sz w:val="24"/>
-        </w:rPr>
-        <w:t>Mẫu số 02</w:t>
-      </w:r>
-    </w:p>
-    <w:p>
-      <w:pPr>
         <w:spacing w:before="120" w:after="40" w:line="276" w:lineRule="auto"/>
         <w:jc w:val="center"/>
       </w:pPr>
@@ -106,34 +93,6 @@
         <w:t>DANH SÁCH</w:t>
       </w:r>
     </w:p>
-    <w:p>
-      <w:pPr>
-        <w:spacing w:before="20" w:after="80" w:line="276" w:lineRule="auto"/>
-        <w:jc w:val="center"/>
-      </w:pPr>
-      <w:r>
-        <w:rPr>
-          <w:rFonts w:ascii="Times New Roman" w:hAnsi="Times New Roman"/>
-          <w:b/>
-          <w:sz w:val="24"/>
-        </w:rPr>
-        <w:t>Công nhận người có uy tín trong vùng đồng bào dân tộc thiểu số</w:t>
-      </w:r>
-    </w:p>
-    <w:p>
-      <w:pPr>
-        <w:spacing w:before="20" w:after="80" w:line="276" w:lineRule="auto"/>
-        <w:jc w:val="center"/>
-      </w:pPr>
-      <w:r>
-        <w:rPr>
-          <w:rFonts w:ascii="Times New Roman" w:hAnsi="Times New Roman"/>
-          <w:i/>
-          <w:sz w:val="22"/>
-        </w:rPr>
-        <w:t>(Ban hành kèm theo Quyết định số /QĐ-UBND ngày tháng năm của Chủ tịch UBND xã.....)</w:t>
-      </w:r>
-    </w:p>
     <w:tbl>
       <w:tblPr>
         <w:tblStyle w:val="TableGrid"/>
@@ -142,9 +101,22 @@
         <w:tblLook w:firstColumn="1" w:firstRow="1" w:lastColumn="0" w:lastRow="0" w:noHBand="0" w:noVBand="1" w:val="04A0"/>
       </w:tblPr>
       <w:tblGrid>
-        <w:gridCol w:w="3216"/>
-        <w:gridCol w:w="3216"/>
-        <w:gridCol w:w="3216"/>
+        <w:gridCol w:w="967"/>
+        <w:gridCol w:w="967"/>
+        <w:gridCol w:w="967"/>
+        <w:gridCol w:w="967"/>
+        <w:gridCol w:w="967"/>
+        <w:gridCol w:w="967"/>
+        <w:gridCol w:w="967"/>
+        <w:gridCol w:w="967"/>
+        <w:gridCol w:w="967"/>
+        <w:gridCol w:w="967"/>
+        <w:gridCol w:w="967"/>
+        <w:gridCol w:w="967"/>
+        <w:gridCol w:w="967"/>
+        <w:gridCol w:w="967"/>
+        <w:gridCol w:w="967"/>
+        <w:gridCol w:w="967"/>
       </w:tblGrid>
       <w:tr>
         <w:trPr>
@@ -152,18 +124,19 @@
         </w:trPr>
         <w:tc>
           <w:tcPr>
-            <w:tcW w:type="dxa" w:w="858"/>
+            <w:tcW w:type="dxa" w:w="440"/>
+            <w:vMerge w:val="restart"/>
           </w:tcPr>
           <w:p>
             <w:pPr>
-              <w:spacing w:before="40" w:after="40" w:line="276" w:lineRule="auto"/>
+              <w:spacing w:before="20" w:after="20" w:line="240" w:lineRule="auto"/>
               <w:jc w:val="center"/>
             </w:pPr>
             <w:r>
               <w:rPr>
                 <w:rFonts w:ascii="Times New Roman" w:hAnsi="Times New Roman"/>
                 <w:b/>
-                <w:sz w:val="22"/>
+                <w:sz w:val="18"/>
               </w:rPr>
               <w:t>TT</w:t>
             </w:r>
@@ -171,143 +144,551 @@
         </w:tc>
         <w:tc>
           <w:tcPr>
-            <w:tcW w:type="dxa" w:w="2922"/>
+            <w:tcW w:type="dxa" w:w="1117"/>
           </w:tcPr>
           <w:p>
             <w:pPr>
-              <w:spacing w:before="40" w:after="40" w:line="276" w:lineRule="auto"/>
+              <w:spacing w:before="20" w:after="20" w:line="240" w:lineRule="auto"/>
+              <w:jc w:val="center"/>
+            </w:pPr>
+          </w:p>
+        </w:tc>
+        <w:tc>
+          <w:tcPr>
+            <w:tcW w:type="dxa" w:w="2335"/>
+            <w:vMerge w:val="restart"/>
+          </w:tcPr>
+          <w:p>
+            <w:pPr>
+              <w:spacing w:before="20" w:after="20" w:line="240" w:lineRule="auto"/>
               <w:jc w:val="center"/>
             </w:pPr>
             <w:r>
               <w:rPr>
                 <w:rFonts w:ascii="Times New Roman" w:hAnsi="Times New Roman"/>
                 <w:b/>
-                <w:sz w:val="22"/>
+                <w:sz w:val="18"/>
               </w:rPr>
-              <w:t>Họ tên NCUT</w:t>
+              <w:t>Số lượng NCUT (3=4+5)</w:t>
             </w:r>
           </w:p>
         </w:tc>
         <w:tc>
           <w:tcPr>
-            <w:tcW w:type="dxa" w:w="5579"/>
+            <w:tcW w:type="dxa" w:w="812"/>
           </w:tcPr>
           <w:p>
             <w:pPr>
-              <w:spacing w:before="40" w:after="40" w:line="276" w:lineRule="auto"/>
+              <w:spacing w:before="20" w:after="20" w:line="240" w:lineRule="auto"/>
+              <w:jc w:val="center"/>
+            </w:pPr>
+          </w:p>
+        </w:tc>
+        <w:tc>
+          <w:tcPr>
+            <w:tcW w:type="dxa" w:w="440"/>
+          </w:tcPr>
+          <w:p>
+            <w:pPr>
+              <w:spacing w:before="20" w:after="20" w:line="240" w:lineRule="auto"/>
+              <w:jc w:val="center"/>
+            </w:pPr>
+          </w:p>
+        </w:tc>
+        <w:tc>
+          <w:tcPr>
+            <w:tcW w:type="dxa" w:w="711"/>
+          </w:tcPr>
+          <w:p>
+            <w:pPr>
+              <w:spacing w:before="20" w:after="20" w:line="240" w:lineRule="auto"/>
+              <w:jc w:val="center"/>
+            </w:pPr>
+          </w:p>
+        </w:tc>
+        <w:tc>
+          <w:tcPr>
+            <w:tcW w:type="dxa" w:w="1726"/>
+          </w:tcPr>
+          <w:p>
+            <w:pPr>
+              <w:spacing w:before="20" w:after="20" w:line="240" w:lineRule="auto"/>
+              <w:jc w:val="center"/>
+            </w:pPr>
+          </w:p>
+        </w:tc>
+        <w:tc>
+          <w:tcPr>
+            <w:tcW w:type="dxa" w:w="2514"/>
+          </w:tcPr>
+          <w:p>
+            <w:pPr>
+              <w:spacing w:before="20" w:after="20" w:line="240" w:lineRule="auto"/>
+              <w:jc w:val="center"/>
+            </w:pPr>
+          </w:p>
+        </w:tc>
+        <w:tc>
+          <w:tcPr>
+            <w:tcW w:type="dxa" w:w="691"/>
+          </w:tcPr>
+          <w:p>
+            <w:pPr>
+              <w:spacing w:before="20" w:after="20" w:line="240" w:lineRule="auto"/>
+              <w:jc w:val="center"/>
+            </w:pPr>
+          </w:p>
+        </w:tc>
+        <w:tc>
+          <w:tcPr>
+            <w:tcW w:type="dxa" w:w="691"/>
+          </w:tcPr>
+          <w:p>
+            <w:pPr>
+              <w:spacing w:before="20" w:after="20" w:line="240" w:lineRule="auto"/>
+              <w:jc w:val="center"/>
+            </w:pPr>
+          </w:p>
+        </w:tc>
+        <w:tc>
+          <w:tcPr>
+            <w:tcW w:type="dxa" w:w="691"/>
+          </w:tcPr>
+          <w:p>
+            <w:pPr>
+              <w:spacing w:before="20" w:after="20" w:line="240" w:lineRule="auto"/>
+              <w:jc w:val="center"/>
+            </w:pPr>
+          </w:p>
+        </w:tc>
+        <w:tc>
+          <w:tcPr>
+            <w:tcW w:type="dxa" w:w="691"/>
+          </w:tcPr>
+          <w:p>
+            <w:pPr>
+              <w:spacing w:before="20" w:after="20" w:line="240" w:lineRule="auto"/>
+              <w:jc w:val="center"/>
+            </w:pPr>
+          </w:p>
+        </w:tc>
+        <w:tc>
+          <w:tcPr>
+            <w:tcW w:type="dxa" w:w="691"/>
+          </w:tcPr>
+          <w:p>
+            <w:pPr>
+              <w:spacing w:before="20" w:after="20" w:line="240" w:lineRule="auto"/>
+              <w:jc w:val="center"/>
+            </w:pPr>
+          </w:p>
+        </w:tc>
+        <w:tc>
+          <w:tcPr>
+            <w:tcW w:type="dxa" w:w="440"/>
+          </w:tcPr>
+          <w:p>
+            <w:pPr>
+              <w:spacing w:before="20" w:after="20" w:line="240" w:lineRule="auto"/>
+              <w:jc w:val="center"/>
+            </w:pPr>
+          </w:p>
+        </w:tc>
+        <w:tc>
+          <w:tcPr>
+            <w:tcW w:type="dxa" w:w="440"/>
+          </w:tcPr>
+          <w:p>
+            <w:pPr>
+              <w:spacing w:before="20" w:after="20" w:line="240" w:lineRule="auto"/>
+              <w:jc w:val="center"/>
+            </w:pPr>
+          </w:p>
+        </w:tc>
+        <w:tc>
+          <w:tcPr>
+            <w:tcW w:type="dxa" w:w="691"/>
+          </w:tcPr>
+          <w:p>
+            <w:pPr>
+              <w:spacing w:before="20" w:after="20" w:line="240" w:lineRule="auto"/>
+              <w:jc w:val="center"/>
+            </w:pPr>
+          </w:p>
+        </w:tc>
+      </w:tr>
+      <w:tr>
+        <w:tc>
+          <w:tcPr>
+            <w:tcW w:type="dxa" w:w="967"/>
+            <w:vMerge/>
+          </w:tcPr>
+          <w:p/>
+        </w:tc>
+        <w:tc>
+          <w:tcPr>
+            <w:tcW w:type="dxa" w:w="1117"/>
+          </w:tcPr>
+          <w:p>
+            <w:pPr>
+              <w:spacing w:before="20" w:after="20" w:line="240" w:lineRule="auto"/>
+            </w:pPr>
+          </w:p>
+        </w:tc>
+        <w:tc>
+          <w:tcPr>
+            <w:tcW w:type="dxa" w:w="967"/>
+            <w:vMerge/>
+          </w:tcPr>
+          <w:p/>
+        </w:tc>
+        <w:tc>
+          <w:tcPr>
+            <w:tcW w:type="dxa" w:w="812"/>
+          </w:tcPr>
+          <w:p>
+            <w:pPr>
+              <w:spacing w:before="20" w:after="20" w:line="240" w:lineRule="auto"/>
+              <w:jc w:val="center"/>
+            </w:pPr>
+          </w:p>
+        </w:tc>
+        <w:tc>
+          <w:tcPr>
+            <w:tcW w:type="dxa" w:w="440"/>
+          </w:tcPr>
+          <w:p>
+            <w:pPr>
+              <w:spacing w:before="20" w:after="20" w:line="240" w:lineRule="auto"/>
+              <w:jc w:val="center"/>
+            </w:pPr>
+          </w:p>
+        </w:tc>
+        <w:tc>
+          <w:tcPr>
+            <w:tcW w:type="dxa" w:w="711"/>
+          </w:tcPr>
+          <w:p>
+            <w:pPr>
+              <w:spacing w:before="20" w:after="20" w:line="240" w:lineRule="auto"/>
+              <w:jc w:val="center"/>
+            </w:pPr>
+          </w:p>
+        </w:tc>
+        <w:tc>
+          <w:tcPr>
+            <w:tcW w:type="dxa" w:w="1726"/>
+          </w:tcPr>
+          <w:p>
+            <w:pPr>
+              <w:spacing w:before="20" w:after="20" w:line="240" w:lineRule="auto"/>
+              <w:jc w:val="center"/>
+            </w:pPr>
+          </w:p>
+        </w:tc>
+        <w:tc>
+          <w:tcPr>
+            <w:tcW w:type="dxa" w:w="2514"/>
+          </w:tcPr>
+          <w:p>
+            <w:pPr>
+              <w:spacing w:before="20" w:after="20" w:line="240" w:lineRule="auto"/>
+            </w:pPr>
+            <w:r>
+              <w:rPr>
+                <w:rFonts w:ascii="Times New Roman" w:hAnsi="Times New Roman"/>
+                <w:sz w:val="18"/>
+              </w:rPr>
+              <w:t>Trình độ học vấn/chuyên môn</w:t>
+            </w:r>
+          </w:p>
+        </w:tc>
+        <w:tc>
+          <w:tcPr>
+            <w:tcW w:type="dxa" w:w="691"/>
+          </w:tcPr>
+          <w:p>
+            <w:pPr>
+              <w:spacing w:before="20" w:after="20" w:line="240" w:lineRule="auto"/>
+              <w:jc w:val="center"/>
+            </w:pPr>
+          </w:p>
+        </w:tc>
+        <w:tc>
+          <w:tcPr>
+            <w:tcW w:type="dxa" w:w="691"/>
+          </w:tcPr>
+          <w:p>
+            <w:pPr>
+              <w:spacing w:before="20" w:after="20" w:line="240" w:lineRule="auto"/>
+              <w:jc w:val="center"/>
+            </w:pPr>
+          </w:p>
+        </w:tc>
+        <w:tc>
+          <w:tcPr>
+            <w:tcW w:type="dxa" w:w="691"/>
+          </w:tcPr>
+          <w:p>
+            <w:pPr>
+              <w:spacing w:before="20" w:after="20" w:line="240" w:lineRule="auto"/>
+              <w:jc w:val="center"/>
+            </w:pPr>
+          </w:p>
+        </w:tc>
+        <w:tc>
+          <w:tcPr>
+            <w:tcW w:type="dxa" w:w="691"/>
+          </w:tcPr>
+          <w:p>
+            <w:pPr>
+              <w:spacing w:before="20" w:after="20" w:line="240" w:lineRule="auto"/>
+              <w:jc w:val="center"/>
+            </w:pPr>
+          </w:p>
+        </w:tc>
+        <w:tc>
+          <w:tcPr>
+            <w:tcW w:type="dxa" w:w="691"/>
+          </w:tcPr>
+          <w:p>
+            <w:pPr>
+              <w:spacing w:before="20" w:after="20" w:line="240" w:lineRule="auto"/>
+              <w:jc w:val="center"/>
+            </w:pPr>
+          </w:p>
+        </w:tc>
+        <w:tc>
+          <w:tcPr>
+            <w:tcW w:type="dxa" w:w="440"/>
+          </w:tcPr>
+          <w:p>
+            <w:pPr>
+              <w:spacing w:before="20" w:after="20" w:line="240" w:lineRule="auto"/>
+              <w:jc w:val="center"/>
+            </w:pPr>
+          </w:p>
+        </w:tc>
+        <w:tc>
+          <w:tcPr>
+            <w:tcW w:type="dxa" w:w="440"/>
+          </w:tcPr>
+          <w:p>
+            <w:pPr>
+              <w:spacing w:before="20" w:after="20" w:line="240" w:lineRule="auto"/>
+              <w:jc w:val="center"/>
+            </w:pPr>
+          </w:p>
+        </w:tc>
+        <w:tc>
+          <w:tcPr>
+            <w:tcW w:type="dxa" w:w="691"/>
+          </w:tcPr>
+          <w:p>
+            <w:pPr>
+              <w:spacing w:before="20" w:after="20" w:line="240" w:lineRule="auto"/>
+              <w:jc w:val="center"/>
+            </w:pPr>
+          </w:p>
+        </w:tc>
+      </w:tr>
+      <w:tr>
+        <w:tc>
+          <w:tcPr>
+            <w:tcW w:type="dxa" w:w="440"/>
+          </w:tcPr>
+          <w:p>
+            <w:pPr>
+              <w:spacing w:before="20" w:after="20" w:line="240" w:lineRule="auto"/>
+              <w:jc w:val="center"/>
+            </w:pPr>
+          </w:p>
+        </w:tc>
+        <w:tc>
+          <w:tcPr>
+            <w:tcW w:type="dxa" w:w="1117"/>
+          </w:tcPr>
+          <w:p>
+            <w:pPr>
+              <w:spacing w:before="20" w:after="20" w:line="240" w:lineRule="auto"/>
+            </w:pPr>
+          </w:p>
+        </w:tc>
+        <w:tc>
+          <w:tcPr>
+            <w:tcW w:type="dxa" w:w="2335"/>
+          </w:tcPr>
+          <w:p>
+            <w:pPr>
+              <w:spacing w:before="20" w:after="20" w:line="240" w:lineRule="auto"/>
+              <w:jc w:val="center"/>
+            </w:pPr>
+          </w:p>
+        </w:tc>
+        <w:tc>
+          <w:tcPr>
+            <w:tcW w:type="dxa" w:w="812"/>
+          </w:tcPr>
+          <w:p>
+            <w:pPr>
+              <w:spacing w:before="20" w:after="20" w:line="240" w:lineRule="auto"/>
+              <w:jc w:val="center"/>
+            </w:pPr>
+          </w:p>
+        </w:tc>
+        <w:tc>
+          <w:tcPr>
+            <w:tcW w:type="dxa" w:w="440"/>
+          </w:tcPr>
+          <w:p>
+            <w:pPr>
+              <w:spacing w:before="20" w:after="20" w:line="240" w:lineRule="auto"/>
+              <w:jc w:val="center"/>
+            </w:pPr>
+          </w:p>
+        </w:tc>
+        <w:tc>
+          <w:tcPr>
+            <w:tcW w:type="dxa" w:w="711"/>
+          </w:tcPr>
+          <w:p>
+            <w:pPr>
+              <w:spacing w:before="20" w:after="20" w:line="240" w:lineRule="auto"/>
+              <w:jc w:val="center"/>
+            </w:pPr>
+          </w:p>
+        </w:tc>
+        <w:tc>
+          <w:tcPr>
+            <w:tcW w:type="dxa" w:w="1726"/>
+          </w:tcPr>
+          <w:p>
+            <w:pPr>
+              <w:spacing w:before="20" w:after="20" w:line="240" w:lineRule="auto"/>
               <w:jc w:val="center"/>
             </w:pPr>
             <w:r>
               <w:rPr>
                 <w:rFonts w:ascii="Times New Roman" w:hAnsi="Times New Roman"/>
                 <w:b/>
-                <w:sz w:val="22"/>
+                <w:sz w:val="18"/>
               </w:rPr>
-              <w:t>Số lượng NCUT (3=4+5)</w:t>
+              <w:t>(7)</w:t>
             </w:r>
           </w:p>
         </w:tc>
-      </w:tr>
-      <w:tr>
         <w:tc>
           <w:tcPr>
-            <w:tcW w:type="dxa" w:w="858"/>
+            <w:tcW w:type="dxa" w:w="2514"/>
           </w:tcPr>
           <w:p>
             <w:pPr>
-              <w:spacing w:before="40" w:after="40" w:line="276" w:lineRule="auto"/>
+              <w:spacing w:before="20" w:after="20" w:line="240" w:lineRule="auto"/>
+              <w:jc w:val="center"/>
+            </w:pPr>
+          </w:p>
+        </w:tc>
+        <w:tc>
+          <w:tcPr>
+            <w:tcW w:type="dxa" w:w="691"/>
+          </w:tcPr>
+          <w:p>
+            <w:pPr>
+              <w:spacing w:before="20" w:after="20" w:line="240" w:lineRule="auto"/>
               <w:jc w:val="center"/>
             </w:pPr>
             <w:r>
               <w:rPr>
                 <w:rFonts w:ascii="Times New Roman" w:hAnsi="Times New Roman"/>
-                <w:sz w:val="22"/>
+                <w:b/>
+                <w:sz w:val="18"/>
               </w:rPr>
-              <w:t>(1)</w:t>
+              <w:t>(9)</w:t>
             </w:r>
           </w:p>
         </w:tc>
         <w:tc>
           <w:tcPr>
-            <w:tcW w:type="dxa" w:w="2922"/>
+            <w:tcW w:type="dxa" w:w="691"/>
           </w:tcPr>
           <w:p>
             <w:pPr>
-              <w:spacing w:before="40" w:after="40" w:line="276" w:lineRule="auto"/>
+              <w:spacing w:before="20" w:after="20" w:line="240" w:lineRule="auto"/>
               <w:jc w:val="center"/>
             </w:pPr>
-            <w:r>
-              <w:rPr>
-                <w:rFonts w:ascii="Times New Roman" w:hAnsi="Times New Roman"/>
-                <w:sz w:val="22"/>
-              </w:rPr>
-              <w:t>(2)</w:t>
-            </w:r>
           </w:p>
         </w:tc>
         <w:tc>
           <w:tcPr>
-            <w:tcW w:type="dxa" w:w="5579"/>
+            <w:tcW w:type="dxa" w:w="691"/>
           </w:tcPr>
           <w:p>
             <w:pPr>
-              <w:spacing w:before="40" w:after="40" w:line="276" w:lineRule="auto"/>
+              <w:spacing w:before="20" w:after="20" w:line="240" w:lineRule="auto"/>
               <w:jc w:val="center"/>
             </w:pPr>
-            <w:r>
-              <w:rPr>
-                <w:rFonts w:ascii="Times New Roman" w:hAnsi="Times New Roman"/>
-                <w:sz w:val="22"/>
-              </w:rPr>
-              <w:t>(3)</w:t>
-            </w:r>
+          </w:p>
+        </w:tc>
+        <w:tc>
+          <w:tcPr>
+            <w:tcW w:type="dxa" w:w="691"/>
+          </w:tcPr>
+          <w:p>
+            <w:pPr>
+              <w:spacing w:before="20" w:after="20" w:line="240" w:lineRule="auto"/>
+              <w:jc w:val="center"/>
+            </w:pPr>
+          </w:p>
+        </w:tc>
+        <w:tc>
+          <w:tcPr>
+            <w:tcW w:type="dxa" w:w="691"/>
+          </w:tcPr>
+          <w:p>
+            <w:pPr>
+              <w:spacing w:before="20" w:after="20" w:line="240" w:lineRule="auto"/>
+              <w:jc w:val="center"/>
+            </w:pPr>
+          </w:p>
+        </w:tc>
+        <w:tc>
+          <w:tcPr>
+            <w:tcW w:type="dxa" w:w="440"/>
+          </w:tcPr>
+          <w:p>
+            <w:pPr>
+              <w:spacing w:before="20" w:after="20" w:line="240" w:lineRule="auto"/>
+              <w:jc w:val="center"/>
+            </w:pPr>
+          </w:p>
+        </w:tc>
+        <w:tc>
+          <w:tcPr>
+            <w:tcW w:type="dxa" w:w="440"/>
+          </w:tcPr>
+          <w:p>
+            <w:pPr>
+              <w:spacing w:before="20" w:after="20" w:line="240" w:lineRule="auto"/>
+              <w:jc w:val="center"/>
+            </w:pPr>
+          </w:p>
+        </w:tc>
+        <w:tc>
+          <w:tcPr>
+            <w:tcW w:type="dxa" w:w="691"/>
+          </w:tcPr>
+          <w:p>
+            <w:pPr>
+              <w:spacing w:before="20" w:after="20" w:line="240" w:lineRule="auto"/>
+              <w:jc w:val="center"/>
+            </w:pPr>
           </w:p>
         </w:tc>
       </w:tr>
     </w:tbl>
-    <w:p>
-      <w:pPr>
-        <w:spacing w:before="120" w:after="60" w:line="276" w:lineRule="auto"/>
-        <w:jc w:val="left"/>
-      </w:pPr>
-      <w:r>
-        <w:rPr>
-          <w:rFonts w:ascii="Times New Roman" w:hAnsi="Times New Roman"/>
-          <w:b/>
-          <w:sz w:val="22"/>
-        </w:rPr>
-        <w:t>Ghi chú:</w:t>
-      </w:r>
-    </w:p>
-    <w:p>
-      <w:pPr>
-        <w:spacing w:before="40" w:after="60" w:line="276" w:lineRule="auto"/>
-        <w:jc w:val="left"/>
-      </w:pPr>
-      <w:r>
-        <w:rPr>
-          <w:rFonts w:ascii="Times New Roman" w:hAnsi="Times New Roman"/>
-          <w:sz w:val="24"/>
-        </w:rPr>
-        <w:t>- Cột (8): Ghi cụ thể trình độ học vấn (Tiểu học, THCS, THPT)/trình độ chuyên môn (Trung cấp, Cao đẳng, Đại học.</w:t>
-      </w:r>
-    </w:p>
-    <w:p>
-      <w:pPr>
-        <w:spacing w:before="40" w:after="60" w:line="276" w:lineRule="auto"/>
-        <w:jc w:val="left"/>
-      </w:pPr>
-      <w:r>
-        <w:rPr>
-          <w:rFonts w:ascii="Times New Roman" w:hAnsi="Times New Roman"/>
-          <w:sz w:val="24"/>
-        </w:rPr>
-        <w:t>- Từ Cột (9) đến cột (15): Ghi cụ thể thành phần của NCUT, vỉ dụ: Già làng, Trưởng thôn, Trưởng ban công tác mặt trận thôn, Bí thư Chi bộ</w:t>
-      </w:r>
-    </w:p>
     <w:sectPr>
-      <w:pgSz w:w="12240" w:h="15840"/>
-      <w:pgMar w:top="1152" w:right="1152" w:bottom="1152" w:left="1440" w:header="720" w:footer="720" w:gutter="0"/>
+      <w:pgSz w:w="16838" w:h="11906" w:orient="landscape"/>
+      <w:pgMar w:top="850" w:right="680" w:bottom="850" w:left="680" w:header="720" w:footer="720" w:gutter="0"/>
       <w:cols w:space="720"/>
       <w:docGrid w:linePitch="360"/>
     </w:sectPr>
